--- a/var/templates_docx/E-403.docx
+++ b/var/templates_docx/E-403.docx
@@ -1827,7 +1827,10 @@
     </w:tbl>
     <w:bookmarkEnd w:id="38"/>
     <w:bookmarkEnd w:id="39"/>
-    <w:sectPr/>
+    <w:sectPr>
+      <w:headerReference w:type="default" r:id="rId9"/>
+      <w:footerReference w:type="default" r:id="rId10"/>
+    </w:sectPr>
   </w:body>
 </w:document>
 </file>
@@ -1836,6 +1839,115 @@
 <w:comments xmlns:w="http://schemas.openxmlformats.org/wordprocessingml/2006/main" xmlns:m="http://schemas.openxmlformats.org/officeDocument/2006/math" xmlns:r="http://schemas.openxmlformats.org/officeDocument/2006/relationships" xmlns:o="urn:schemas-microsoft-com:office:office" xmlns:v="urn:schemas-microsoft-com:vml" xmlns:w10="urn:schemas-microsoft-com:office:word" xmlns:a="http://schemas.openxmlformats.org/drawingml/2006/main" xmlns:pic="http://schemas.openxmlformats.org/drawingml/2006/picture" xmlns:wp="http://schemas.openxmlformats.org/drawingml/2006/wordprocessingDrawing"/>
 </file>
 
+<file path=word/footer1.xml><?xml version="1.0" encoding="utf-8"?>
+<w:ftr xmlns:m="http://schemas.openxmlformats.org/officeDocument/2006/math" xmlns:mc="http://schemas.openxmlformats.org/markup-compatibility/2006" xmlns:mo="http://schemas.microsoft.com/office/mac/office/2008/main" xmlns:mv="urn:schemas-microsoft-com:mac:vml" xmlns:o="urn:schemas-microsoft-com:office:office" xmlns:r="http://schemas.openxmlformats.org/officeDocument/2006/relationships" xmlns:v="urn:schemas-microsoft-com:vml" xmlns:w10="urn:schemas-microsoft-com:office:word" xmlns:w14="http://schemas.microsoft.com/office/word/2010/wordml" xmlns:w="http://schemas.openxmlformats.org/wordprocessingml/2006/main" xmlns:wne="http://schemas.microsoft.com/office/word/2006/wordml" xmlns:wp14="http://schemas.microsoft.com/office/word/2010/wordprocessingDrawing" xmlns:wp="http://schemas.openxmlformats.org/drawingml/2006/wordprocessingDrawing" xmlns:wpc="http://schemas.microsoft.com/office/word/2010/wordprocessingCanvas" xmlns:wpg="http://schemas.microsoft.com/office/word/2010/wordprocessingGroup" xmlns:wpi="http://schemas.microsoft.com/office/word/2010/wordprocessingInk" xmlns:wps="http://schemas.microsoft.com/office/word/2010/wordprocessingShape" mc:Ignorable="w14 wp14">
+  <w:tbl>
+    <w:tblPr>
+      <w:tblW w:type="auto" w:w="0"/>
+      <w:tblLayout w:type="fixed"/>
+      <w:tblLook w:firstColumn="1" w:firstRow="1" w:lastColumn="0" w:lastRow="0" w:noHBand="0" w:noVBand="1" w:val="04A0"/>
+    </w:tblPr>
+    <w:tblGrid>
+      <w:gridCol w:w="3024"/>
+      <w:gridCol w:w="3024"/>
+      <w:gridCol w:w="3024"/>
+    </w:tblGrid>
+    <w:tr>
+      <w:tc>
+        <w:tcPr>
+          <w:tcW w:type="dxa" w:w="3810"/>
+        </w:tcPr>
+        <w:p>
+          <w:pPr>
+            <w:jc w:val="left"/>
+          </w:pPr>
+          <w:r>
+            <w:rPr>
+              <w:b w:val="0"/>
+              <w:color w:val="6B7280"/>
+              <w:sz w:val="16"/>
+            </w:rPr>
+            <w:t>CONFIDENCIAL — {{ cliente.razon_social }}</w:t>
+          </w:r>
+        </w:p>
+      </w:tc>
+      <w:tc>
+        <w:tcPr>
+          <w:tcW w:type="dxa" w:w="2540"/>
+        </w:tcPr>
+        <w:p>
+          <w:pPr>
+            <w:jc w:val="center"/>
+          </w:pPr>
+          <w:r>
+            <w:rPr>
+              <w:b w:val="0"/>
+              <w:color w:val="6B7280"/>
+              <w:sz w:val="16"/>
+            </w:rPr>
+            <w:t>E-403 · v{{ proyecto.version_actual }}</w:t>
+          </w:r>
+        </w:p>
+      </w:tc>
+      <w:tc>
+        <w:tcPr>
+          <w:tcW w:type="dxa" w:w="2721"/>
+        </w:tcPr>
+        <w:p>
+          <w:pPr>
+            <w:jc w:val="right"/>
+          </w:pPr>
+          <w:r>
+            <w:rPr>
+              <w:b w:val="0"/>
+              <w:color w:val="6B7280"/>
+              <w:sz w:val="16"/>
+            </w:rPr>
+            <w:t xml:space="preserve">Página </w:t>
+          </w:r>
+          <w:r>
+            <w:rPr>
+              <w:b w:val="0"/>
+              <w:color w:val="6B7280"/>
+              <w:sz w:val="16"/>
+            </w:rPr>
+            <w:fldChar w:fldCharType="begin"/>
+            <w:instrText xml:space="preserve">PAGE</w:instrText>
+            <w:fldChar w:fldCharType="end"/>
+          </w:r>
+          <w:r>
+            <w:rPr>
+              <w:b w:val="0"/>
+              <w:color w:val="6B7280"/>
+              <w:sz w:val="16"/>
+            </w:rPr>
+            <w:t xml:space="preserve"> / </w:t>
+          </w:r>
+          <w:r>
+            <w:rPr>
+              <w:b w:val="0"/>
+              <w:color w:val="6B7280"/>
+              <w:sz w:val="16"/>
+            </w:rPr>
+            <w:fldChar w:fldCharType="begin"/>
+            <w:instrText xml:space="preserve">NUMPAGES</w:instrText>
+            <w:fldChar w:fldCharType="end"/>
+          </w:r>
+        </w:p>
+      </w:tc>
+    </w:tr>
+  </w:tbl>
+  <w:p>
+    <w:r>
+      <w:rPr>
+        <w:sz w:val="2"/>
+      </w:rPr>
+      <w:t>&lt;!--FX_FTR_V2--&gt;</w:t>
+    </w:r>
+  </w:p>
+</w:ftr>
+</file>
+
 <file path=word/footnotes.xml><?xml version="1.0" encoding="utf-8"?>
 <w:footnotes xmlns:w="http://schemas.openxmlformats.org/wordprocessingml/2006/main" xmlns:m="http://schemas.openxmlformats.org/officeDocument/2006/math" xmlns:r="http://schemas.openxmlformats.org/officeDocument/2006/relationships" xmlns:o="urn:schemas-microsoft-com:office:office" xmlns:v="urn:schemas-microsoft-com:vml" xmlns:w10="urn:schemas-microsoft-com:office:word" xmlns:a="http://schemas.openxmlformats.org/drawingml/2006/main" xmlns:pic="http://schemas.openxmlformats.org/drawingml/2006/picture" xmlns:wp="http://schemas.openxmlformats.org/drawingml/2006/wordprocessingDrawing">
   <w:footnote w:type="continuationSeparator" w:id="0">
@@ -1853,6 +1965,90 @@
     </w:p>
   </w:footnote>
 </w:footnotes>
+</file>
+
+<file path=word/header1.xml><?xml version="1.0" encoding="utf-8"?>
+<w:hdr xmlns:m="http://schemas.openxmlformats.org/officeDocument/2006/math" xmlns:mc="http://schemas.openxmlformats.org/markup-compatibility/2006" xmlns:mo="http://schemas.microsoft.com/office/mac/office/2008/main" xmlns:mv="urn:schemas-microsoft-com:mac:vml" xmlns:o="urn:schemas-microsoft-com:office:office" xmlns:r="http://schemas.openxmlformats.org/officeDocument/2006/relationships" xmlns:v="urn:schemas-microsoft-com:vml" xmlns:w10="urn:schemas-microsoft-com:office:word" xmlns:w14="http://schemas.microsoft.com/office/word/2010/wordml" xmlns:w="http://schemas.openxmlformats.org/wordprocessingml/2006/main" xmlns:wne="http://schemas.microsoft.com/office/word/2006/wordml" xmlns:wp14="http://schemas.microsoft.com/office/word/2010/wordprocessingDrawing" xmlns:wp="http://schemas.openxmlformats.org/drawingml/2006/wordprocessingDrawing" xmlns:wpc="http://schemas.microsoft.com/office/word/2010/wordprocessingCanvas" xmlns:wpg="http://schemas.microsoft.com/office/word/2010/wordprocessingGroup" xmlns:wpi="http://schemas.microsoft.com/office/word/2010/wordprocessingInk" xmlns:wps="http://schemas.microsoft.com/office/word/2010/wordprocessingShape" mc:Ignorable="w14 wp14">
+  <w:tbl>
+    <w:tblPr>
+      <w:tblW w:type="auto" w:w="0"/>
+      <w:jc w:val="center"/>
+      <w:tblLayout w:type="fixed"/>
+      <w:tblLook w:firstColumn="1" w:firstRow="1" w:lastColumn="0" w:lastRow="0" w:noHBand="0" w:noVBand="1" w:val="04A0"/>
+    </w:tblPr>
+    <w:tblGrid>
+      <w:gridCol w:w="3024"/>
+      <w:gridCol w:w="3024"/>
+      <w:gridCol w:w="3024"/>
+    </w:tblGrid>
+    <w:tr>
+      <w:tc>
+        <w:tcPr>
+          <w:tcW w:type="dxa" w:w="3447"/>
+        </w:tcPr>
+        <w:p>
+          <w:pPr>
+            <w:jc w:val="left"/>
+          </w:pPr>
+          <w:r>
+            <w:rPr>
+              <w:b/>
+              <w:color w:val="0B1F3A"/>
+              <w:sz w:val="22"/>
+            </w:rPr>
+            <w:t>{{ cliente.header_brand }}</w:t>
+          </w:r>
+        </w:p>
+      </w:tc>
+      <w:tc>
+        <w:tcPr>
+          <w:tcW w:type="dxa" w:w="3084"/>
+        </w:tcPr>
+        <w:p>
+          <w:pPr>
+            <w:jc w:val="center"/>
+          </w:pPr>
+          <w:r>
+            <w:rPr>
+              <w:b w:val="0"/>
+              <w:color w:val="6B7280"/>
+              <w:sz w:val="18"/>
+            </w:rPr>
+            <w:t>E-403 · PLAN DE RECUPERACIÓN DE DESASTRES TIC (DRP)</w:t>
+            <w:br/>
+            <w:t>versión {{ proyecto.version_actual }}</w:t>
+          </w:r>
+        </w:p>
+      </w:tc>
+      <w:tc>
+        <w:tcPr>
+          <w:tcW w:type="dxa" w:w="2540"/>
+        </w:tcPr>
+        <w:p>
+          <w:pPr>
+            <w:jc w:val="right"/>
+          </w:pPr>
+          <w:r>
+            <w:rPr>
+              <w:b w:val="0"/>
+              <w:color w:val="0B1F3A"/>
+              <w:sz w:val="18"/>
+            </w:rPr>
+            <w:t>{{ consultor.header_brand }}</w:t>
+          </w:r>
+        </w:p>
+      </w:tc>
+    </w:tr>
+  </w:tbl>
+  <w:p>
+    <w:r>
+      <w:rPr>
+        <w:sz w:val="2"/>
+      </w:rPr>
+      <w:t>&lt;!--FX_HDR_V2--&gt;</w:t>
+    </w:r>
+  </w:p>
+</w:hdr>
 </file>
 
 <file path=word/numbering.xml><?xml version="1.0" encoding="utf-8"?>

--- a/var/templates_docx/E-403.docx
+++ b/var/templates_docx/E-403.docx
@@ -178,40 +178,26 @@
         <w:pStyle w:val="FirstParagraph"/>
       </w:pPr>
       <w:r>
-        <w:t xml:space="preserve">El presente DRP define los procedimientos técnicos para la recuperación de los sistemas TIC del sistema {{ proyecto.sistema_principal }} tras una disrupción que comprometa su disponibilidad, en cumplimiento de la medida</w:t>
-      </w:r>
-      <w:r>
-        <w:t xml:space="preserve"> </w:t>
-      </w:r>
+        <w:t>El presente DRP define los procedimientos técnicos para la recuperación de los sistemas TIC del sistema {{ proyecto.sistema_principal }} tras una disrupción que comprometa su disponibilidad, en cumplimiento de la medida op.cont.3 Pruebas periódicas y op.cont.2 Plan de continuidad del Anexo II del Real Decreto 311/2022 y conforme a UNE-ISO 22301:2020 (gestión de la continuidad del negocio).</w:t>
+      </w:r>
+      <w:r/>
       <w:r>
         <w:rPr>
           <w:bCs/>
           <w:b/>
         </w:rPr>
-        <w:t xml:space="preserve">op.cont.3 Pruebas periódicas</w:t>
-      </w:r>
-      <w:r>
-        <w:t xml:space="preserve"> </w:t>
-      </w:r>
-      <w:r>
-        <w:t xml:space="preserve">y</w:t>
-      </w:r>
-      <w:r>
-        <w:t xml:space="preserve"> </w:t>
-      </w:r>
+      </w:r>
+      <w:r/>
+      <w:r/>
+      <w:r/>
       <w:r>
         <w:rPr>
           <w:bCs/>
           <w:b/>
         </w:rPr>
-        <w:t xml:space="preserve">op.cont.2 Plan de continuidad</w:t>
-      </w:r>
-      <w:r>
-        <w:t xml:space="preserve"> </w:t>
-      </w:r>
-      <w:r>
-        <w:t xml:space="preserve">del Anexo II del Real Decreto 311/2022 y conforme a la guía CCN-STIC-808.</w:t>
-      </w:r>
+      </w:r>
+      <w:r/>
+      <w:r/>
     </w:p>
     <w:p>
       <w:pPr>

--- a/var/templates_docx/E-403.docx
+++ b/var/templates_docx/E-403.docx
@@ -178,26 +178,40 @@
         <w:pStyle w:val="FirstParagraph"/>
       </w:pPr>
       <w:r>
-        <w:t>El presente DRP define los procedimientos técnicos para la recuperación de los sistemas TIC del sistema {{ proyecto.sistema_principal }} tras una disrupción que comprometa su disponibilidad, en cumplimiento de la medida op.cont.3 Pruebas periódicas y op.cont.2 Plan de continuidad del Anexo II del Real Decreto 311/2022 y conforme a UNE-ISO 22301:2020 (gestión de la continuidad del negocio).</w:t>
-      </w:r>
-      <w:r/>
+        <w:t xml:space="preserve">El presente DRP define los procedimientos técnicos para la recuperación de los sistemas TIC del sistema {{ proyecto.sistema_principal }} tras una disrupción que comprometa su disponibilidad, en cumplimiento de la medida</w:t>
+      </w:r>
+      <w:r>
+        <w:t xml:space="preserve"> </w:t>
+      </w:r>
       <w:r>
         <w:rPr>
           <w:bCs/>
           <w:b/>
         </w:rPr>
-      </w:r>
-      <w:r/>
-      <w:r/>
-      <w:r/>
+        <w:t xml:space="preserve">op.cont.3 Pruebas periódicas</w:t>
+      </w:r>
+      <w:r>
+        <w:t xml:space="preserve"> </w:t>
+      </w:r>
+      <w:r>
+        <w:t xml:space="preserve">y</w:t>
+      </w:r>
+      <w:r>
+        <w:t xml:space="preserve"> </w:t>
+      </w:r>
       <w:r>
         <w:rPr>
           <w:bCs/>
           <w:b/>
         </w:rPr>
-      </w:r>
-      <w:r/>
-      <w:r/>
+        <w:t xml:space="preserve">op.cont.2 Plan de continuidad</w:t>
+      </w:r>
+      <w:r>
+        <w:t xml:space="preserve"> </w:t>
+      </w:r>
+      <w:r>
+        <w:t xml:space="preserve">del Anexo II del Real Decreto 311/2022 y conforme a UNE-ISO 22301:2020 (gestión de la continuidad del negocio).</w:t>
+      </w:r>
     </w:p>
     <w:p>
       <w:pPr>
@@ -539,155 +553,41 @@
         <w:pStyle w:val="FirstParagraph"/>
       </w:pPr>
       <w:r>
-        <w:t xml:space="preserve">Los objetivos técnicos de recuperación derivados del BIA se concretan en la siguiente matriz:</w:t>
-      </w:r>
-    </w:p>
-    <w:tbl>
-      <w:tblPr>
-        <w:tblStyle w:val="Table"/>
-        <w:tblW w:type="auto" w:w="0"/>
-        <w:tblLook w:firstRow="1" w:lastRow="0" w:firstColumn="0" w:lastColumn="0" w:noHBand="0" w:noVBand="0" w:val="0020"/>
-        <w:jc w:val="start"/>
-      </w:tblPr>
-      <w:tblGrid>
-        <w:gridCol w:w="1584"/>
-        <w:gridCol w:w="1584"/>
-        <w:gridCol w:w="1584"/>
-        <w:gridCol w:w="1584"/>
-        <w:gridCol w:w="1584"/>
-      </w:tblGrid>
-      <w:tr>
-        <w:trPr>
-          <w:tblHeader w:val="true"/>
-        </w:trPr>
-        <w:tc>
-          <w:tcPr/>
-          <w:p>
-            <w:pPr>
-              <w:pStyle w:val="Compact"/>
-              <w:jc w:val="left"/>
-            </w:pPr>
-            <w:r>
-              <w:t xml:space="preserve">Sistema</w:t>
-            </w:r>
-          </w:p>
-        </w:tc>
-        <w:tc>
-          <w:tcPr/>
-          <w:p>
-            <w:pPr>
-              <w:pStyle w:val="Compact"/>
-              <w:jc w:val="left"/>
-            </w:pPr>
-            <w:r>
-              <w:t xml:space="preserve">Función</w:t>
-            </w:r>
-          </w:p>
-        </w:tc>
-        <w:tc>
-          <w:tcPr/>
-          <w:p>
-            <w:pPr>
-              <w:pStyle w:val="Compact"/>
-              <w:jc w:val="left"/>
-            </w:pPr>
-            <w:r>
-              <w:t xml:space="preserve">RTO técnico</w:t>
-            </w:r>
-          </w:p>
-        </w:tc>
-        <w:tc>
-          <w:tcPr/>
-          <w:p>
-            <w:pPr>
-              <w:pStyle w:val="Compact"/>
-              <w:jc w:val="left"/>
-            </w:pPr>
-            <w:r>
-              <w:t xml:space="preserve">RPO técnico</w:t>
-            </w:r>
-          </w:p>
-        </w:tc>
-        <w:tc>
-          <w:tcPr/>
-          <w:p>
-            <w:pPr>
-              <w:pStyle w:val="Compact"/>
-              <w:jc w:val="left"/>
-            </w:pPr>
-            <w:r>
-              <w:t xml:space="preserve">Mecanismo recuperación</w:t>
-            </w:r>
-          </w:p>
-        </w:tc>
-      </w:tr>
-      <w:tr>
-        <w:tc>
-          <w:tcPr/>
-          <w:p>
-            <w:pPr>
-              <w:pStyle w:val="Compact"/>
-              <w:jc w:val="left"/>
-            </w:pPr>
-            <w:r>
-              <w:t xml:space="preserve">{% for sis in sistemas_criticos %}</w:t>
-            </w:r>
-          </w:p>
-        </w:tc>
-        <w:tc>
-          <w:tcPr/>
-          <w:p>
-            <w:pPr>
-              <w:pStyle w:val="Compact"/>
-              <w:jc w:val="left"/>
-            </w:pPr>
-            <w:r>
-              <w:t xml:space="preserve">{{ sis.nombre }}</w:t>
-            </w:r>
-          </w:p>
-        </w:tc>
-        <w:tc>
-          <w:tcPr/>
-          <w:p>
-            <w:pPr>
-              <w:pStyle w:val="Compact"/>
-              <w:jc w:val="left"/>
-            </w:pPr>
-            <w:r>
-              <w:t xml:space="preserve">{{ sis.funcion }}</w:t>
-            </w:r>
-          </w:p>
-        </w:tc>
-        <w:tc>
-          <w:tcPr/>
-          <w:p>
-            <w:pPr>
-              <w:pStyle w:val="Compact"/>
-              <w:jc w:val="left"/>
-            </w:pPr>
-            <w:r>
-              <w:t xml:space="preserve">{{ sis.rto }}</w:t>
-            </w:r>
-          </w:p>
-        </w:tc>
-        <w:tc>
-          <w:tcPr/>
-          <w:p>
-            <w:pPr>
-              <w:pStyle w:val="Compact"/>
-              <w:jc w:val="left"/>
-            </w:pPr>
-            <w:r>
-              <w:t xml:space="preserve">{{ sis.rpo }}</w:t>
-            </w:r>
-          </w:p>
-        </w:tc>
-      </w:tr>
-    </w:tbl>
+        <w:t xml:space="preserve">Los objetivos técnicos de recuperación derivados del BIA se concretan para cada sistema crítico:</w:t>
+      </w:r>
+    </w:p>
     <w:p>
       <w:pPr>
         <w:pStyle w:val="BodyText"/>
       </w:pPr>
+      <w:r>
+        <w:t xml:space="preserve">{% for sis in sistemas_criticos %}</w:t>
+      </w:r>
+    </w:p>
+    <w:p>
+      <w:pPr>
+        <w:numPr>
+          <w:ilvl w:val="0"/>
+          <w:numId w:val="1002"/>
+        </w:numPr>
+        <w:pStyle w:val="Compact"/>
+      </w:pPr>
+      <w:r>
+        <w:rPr>
+          <w:bCs/>
+          <w:b/>
+        </w:rPr>
+        <w:t xml:space="preserve">{{ sis.nombre }}</w:t>
+      </w:r>
+      <w:r>
+        <w:t xml:space="preserve"> </w:t>
+      </w:r>
+      <w:r>
+        <w:t xml:space="preserve">— Función: {{ sis.funcion }} · RTO técnico: {{ sis.rto }} · RPO técnico: {{ sis.rpo }} · Mecanismo de recuperación: {{ sis.mecanismo }}</w:t>
+      </w:r>
+      <w:r>
+        <w:t xml:space="preserve"> </w:t>
+      </w:r>
       <w:r>
         <w:t xml:space="preserve">{% endfor %}</w:t>
       </w:r>
@@ -715,7 +615,7 @@
       <w:pPr>
         <w:numPr>
           <w:ilvl w:val="0"/>
-          <w:numId w:val="1002"/>
+          <w:numId w:val="1003"/>
         </w:numPr>
         <w:pStyle w:val="Compact"/>
       </w:pPr>
@@ -734,7 +634,7 @@
       <w:pPr>
         <w:numPr>
           <w:ilvl w:val="0"/>
-          <w:numId w:val="1002"/>
+          <w:numId w:val="1003"/>
         </w:numPr>
         <w:pStyle w:val="Compact"/>
       </w:pPr>
@@ -763,7 +663,7 @@
       <w:pPr>
         <w:numPr>
           <w:ilvl w:val="0"/>
-          <w:numId w:val="1003"/>
+          <w:numId w:val="1004"/>
         </w:numPr>
         <w:pStyle w:val="Compact"/>
       </w:pPr>
@@ -782,7 +682,7 @@
       <w:pPr>
         <w:numPr>
           <w:ilvl w:val="0"/>
-          <w:numId w:val="1003"/>
+          <w:numId w:val="1004"/>
         </w:numPr>
         <w:pStyle w:val="Compact"/>
       </w:pPr>
@@ -801,7 +701,7 @@
       <w:pPr>
         <w:numPr>
           <w:ilvl w:val="0"/>
-          <w:numId w:val="1003"/>
+          <w:numId w:val="1004"/>
         </w:numPr>
         <w:pStyle w:val="Compact"/>
       </w:pPr>
@@ -830,7 +730,7 @@
       <w:pPr>
         <w:numPr>
           <w:ilvl w:val="0"/>
-          <w:numId w:val="1004"/>
+          <w:numId w:val="1005"/>
         </w:numPr>
         <w:pStyle w:val="Compact"/>
       </w:pPr>
@@ -849,7 +749,7 @@
       <w:pPr>
         <w:numPr>
           <w:ilvl w:val="0"/>
-          <w:numId w:val="1004"/>
+          <w:numId w:val="1005"/>
         </w:numPr>
         <w:pStyle w:val="Compact"/>
       </w:pPr>
@@ -868,7 +768,7 @@
       <w:pPr>
         <w:numPr>
           <w:ilvl w:val="0"/>
-          <w:numId w:val="1004"/>
+          <w:numId w:val="1005"/>
         </w:numPr>
         <w:pStyle w:val="Compact"/>
       </w:pPr>
@@ -887,7 +787,7 @@
       <w:pPr>
         <w:numPr>
           <w:ilvl w:val="0"/>
-          <w:numId w:val="1004"/>
+          <w:numId w:val="1005"/>
         </w:numPr>
         <w:pStyle w:val="Compact"/>
       </w:pPr>
@@ -906,7 +806,7 @@
       <w:pPr>
         <w:numPr>
           <w:ilvl w:val="0"/>
-          <w:numId w:val="1004"/>
+          <w:numId w:val="1005"/>
         </w:numPr>
         <w:pStyle w:val="Compact"/>
       </w:pPr>
@@ -925,7 +825,7 @@
       <w:pPr>
         <w:numPr>
           <w:ilvl w:val="0"/>
-          <w:numId w:val="1004"/>
+          <w:numId w:val="1005"/>
         </w:numPr>
         <w:pStyle w:val="Compact"/>
       </w:pPr>
@@ -963,7 +863,7 @@
       <w:pPr>
         <w:numPr>
           <w:ilvl w:val="0"/>
-          <w:numId w:val="1005"/>
+          <w:numId w:val="1006"/>
         </w:numPr>
         <w:pStyle w:val="Compact"/>
       </w:pPr>
@@ -975,7 +875,7 @@
       <w:pPr>
         <w:numPr>
           <w:ilvl w:val="0"/>
-          <w:numId w:val="1005"/>
+          <w:numId w:val="1006"/>
         </w:numPr>
         <w:pStyle w:val="Compact"/>
       </w:pPr>
@@ -987,7 +887,7 @@
       <w:pPr>
         <w:numPr>
           <w:ilvl w:val="0"/>
-          <w:numId w:val="1005"/>
+          <w:numId w:val="1006"/>
         </w:numPr>
         <w:pStyle w:val="Compact"/>
       </w:pPr>
@@ -999,7 +899,7 @@
       <w:pPr>
         <w:numPr>
           <w:ilvl w:val="0"/>
-          <w:numId w:val="1005"/>
+          <w:numId w:val="1006"/>
         </w:numPr>
         <w:pStyle w:val="Compact"/>
       </w:pPr>
@@ -1011,7 +911,7 @@
       <w:pPr>
         <w:numPr>
           <w:ilvl w:val="0"/>
-          <w:numId w:val="1005"/>
+          <w:numId w:val="1006"/>
         </w:numPr>
         <w:pStyle w:val="Compact"/>
       </w:pPr>
@@ -1050,7 +950,7 @@
       <w:pPr>
         <w:numPr>
           <w:ilvl w:val="0"/>
-          <w:numId w:val="1006"/>
+          <w:numId w:val="1007"/>
         </w:numPr>
         <w:pStyle w:val="Compact"/>
       </w:pPr>
@@ -1062,7 +962,7 @@
       <w:pPr>
         <w:numPr>
           <w:ilvl w:val="0"/>
-          <w:numId w:val="1006"/>
+          <w:numId w:val="1007"/>
         </w:numPr>
         <w:pStyle w:val="Compact"/>
       </w:pPr>
@@ -1074,7 +974,7 @@
       <w:pPr>
         <w:numPr>
           <w:ilvl w:val="0"/>
-          <w:numId w:val="1006"/>
+          <w:numId w:val="1007"/>
         </w:numPr>
         <w:pStyle w:val="Compact"/>
       </w:pPr>
@@ -1086,7 +986,7 @@
       <w:pPr>
         <w:numPr>
           <w:ilvl w:val="0"/>
-          <w:numId w:val="1006"/>
+          <w:numId w:val="1007"/>
         </w:numPr>
         <w:pStyle w:val="Compact"/>
       </w:pPr>
@@ -1098,7 +998,7 @@
       <w:pPr>
         <w:numPr>
           <w:ilvl w:val="0"/>
-          <w:numId w:val="1006"/>
+          <w:numId w:val="1007"/>
         </w:numPr>
         <w:pStyle w:val="Compact"/>
       </w:pPr>
@@ -1120,7 +1020,7 @@
       <w:pPr>
         <w:numPr>
           <w:ilvl w:val="0"/>
-          <w:numId w:val="1007"/>
+          <w:numId w:val="1008"/>
         </w:numPr>
         <w:pStyle w:val="Compact"/>
       </w:pPr>
@@ -1132,7 +1032,7 @@
       <w:pPr>
         <w:numPr>
           <w:ilvl w:val="0"/>
-          <w:numId w:val="1007"/>
+          <w:numId w:val="1008"/>
         </w:numPr>
         <w:pStyle w:val="Compact"/>
       </w:pPr>
@@ -1144,7 +1044,7 @@
       <w:pPr>
         <w:numPr>
           <w:ilvl w:val="0"/>
-          <w:numId w:val="1007"/>
+          <w:numId w:val="1008"/>
         </w:numPr>
         <w:pStyle w:val="Compact"/>
       </w:pPr>
@@ -1156,7 +1056,7 @@
       <w:pPr>
         <w:numPr>
           <w:ilvl w:val="0"/>
-          <w:numId w:val="1007"/>
+          <w:numId w:val="1008"/>
         </w:numPr>
         <w:pStyle w:val="Compact"/>
       </w:pPr>
@@ -1186,7 +1086,7 @@
       <w:pPr>
         <w:numPr>
           <w:ilvl w:val="0"/>
-          <w:numId w:val="1008"/>
+          <w:numId w:val="1009"/>
         </w:numPr>
         <w:pStyle w:val="Compact"/>
       </w:pPr>
@@ -1198,7 +1098,7 @@
       <w:pPr>
         <w:numPr>
           <w:ilvl w:val="0"/>
-          <w:numId w:val="1008"/>
+          <w:numId w:val="1009"/>
         </w:numPr>
         <w:pStyle w:val="Compact"/>
       </w:pPr>
@@ -1210,7 +1110,7 @@
       <w:pPr>
         <w:numPr>
           <w:ilvl w:val="0"/>
-          <w:numId w:val="1008"/>
+          <w:numId w:val="1009"/>
         </w:numPr>
         <w:pStyle w:val="Compact"/>
       </w:pPr>
@@ -1222,7 +1122,7 @@
       <w:pPr>
         <w:numPr>
           <w:ilvl w:val="0"/>
-          <w:numId w:val="1008"/>
+          <w:numId w:val="1009"/>
         </w:numPr>
         <w:pStyle w:val="Compact"/>
       </w:pPr>
@@ -1234,7 +1134,7 @@
       <w:pPr>
         <w:numPr>
           <w:ilvl w:val="0"/>
-          <w:numId w:val="1008"/>
+          <w:numId w:val="1009"/>
         </w:numPr>
         <w:pStyle w:val="Compact"/>
       </w:pPr>
@@ -1278,7 +1178,7 @@
       <w:pPr>
         <w:numPr>
           <w:ilvl w:val="0"/>
-          <w:numId w:val="1009"/>
+          <w:numId w:val="1010"/>
         </w:numPr>
         <w:pStyle w:val="Compact"/>
       </w:pPr>
@@ -1297,7 +1197,7 @@
       <w:pPr>
         <w:numPr>
           <w:ilvl w:val="0"/>
-          <w:numId w:val="1009"/>
+          <w:numId w:val="1010"/>
         </w:numPr>
         <w:pStyle w:val="Compact"/>
       </w:pPr>
@@ -1316,7 +1216,7 @@
       <w:pPr>
         <w:numPr>
           <w:ilvl w:val="0"/>
-          <w:numId w:val="1009"/>
+          <w:numId w:val="1010"/>
         </w:numPr>
         <w:pStyle w:val="Compact"/>
       </w:pPr>
@@ -1374,7 +1274,7 @@
       <w:pPr>
         <w:numPr>
           <w:ilvl w:val="0"/>
-          <w:numId w:val="1010"/>
+          <w:numId w:val="1011"/>
         </w:numPr>
         <w:pStyle w:val="Compact"/>
       </w:pPr>
@@ -1386,7 +1286,7 @@
       <w:pPr>
         <w:numPr>
           <w:ilvl w:val="0"/>
-          <w:numId w:val="1010"/>
+          <w:numId w:val="1011"/>
         </w:numPr>
         <w:pStyle w:val="Compact"/>
       </w:pPr>
@@ -1398,7 +1298,7 @@
       <w:pPr>
         <w:numPr>
           <w:ilvl w:val="0"/>
-          <w:numId w:val="1010"/>
+          <w:numId w:val="1011"/>
         </w:numPr>
         <w:pStyle w:val="Compact"/>
       </w:pPr>
@@ -1410,7 +1310,7 @@
       <w:pPr>
         <w:numPr>
           <w:ilvl w:val="0"/>
-          <w:numId w:val="1010"/>
+          <w:numId w:val="1011"/>
         </w:numPr>
         <w:pStyle w:val="Compact"/>
       </w:pPr>
@@ -1422,7 +1322,7 @@
       <w:pPr>
         <w:numPr>
           <w:ilvl w:val="0"/>
-          <w:numId w:val="1010"/>
+          <w:numId w:val="1011"/>
         </w:numPr>
         <w:pStyle w:val="Compact"/>
       </w:pPr>
@@ -1444,7 +1344,7 @@
       <w:pPr>
         <w:numPr>
           <w:ilvl w:val="0"/>
-          <w:numId w:val="1011"/>
+          <w:numId w:val="1012"/>
         </w:numPr>
         <w:pStyle w:val="Compact"/>
       </w:pPr>
@@ -1463,7 +1363,7 @@
       <w:pPr>
         <w:numPr>
           <w:ilvl w:val="0"/>
-          <w:numId w:val="1011"/>
+          <w:numId w:val="1012"/>
         </w:numPr>
         <w:pStyle w:val="Compact"/>
       </w:pPr>
@@ -1482,7 +1382,7 @@
       <w:pPr>
         <w:numPr>
           <w:ilvl w:val="0"/>
-          <w:numId w:val="1011"/>
+          <w:numId w:val="1012"/>
         </w:numPr>
         <w:pStyle w:val="Compact"/>
       </w:pPr>
@@ -1501,7 +1401,7 @@
       <w:pPr>
         <w:numPr>
           <w:ilvl w:val="0"/>
-          <w:numId w:val="1011"/>
+          <w:numId w:val="1012"/>
         </w:numPr>
         <w:pStyle w:val="Compact"/>
       </w:pPr>
@@ -1520,7 +1420,7 @@
       <w:pPr>
         <w:numPr>
           <w:ilvl w:val="0"/>
-          <w:numId w:val="1011"/>
+          <w:numId w:val="1012"/>
         </w:numPr>
         <w:pStyle w:val="Compact"/>
       </w:pPr>
@@ -2295,6 +2195,9 @@
     <w:abstractNumId w:val="991"/>
   </w:num>
   <w:num w:numId="1006">
+    <w:abstractNumId w:val="991"/>
+  </w:num>
+  <w:num w:numId="1007">
     <w:abstractNumId w:val="99411"/>
     <w:lvlOverride w:ilvl="0">
       <w:startOverride w:val="1"/>
@@ -2324,10 +2227,10 @@
       <w:startOverride w:val="1"/>
     </w:lvlOverride>
   </w:num>
-  <w:num w:numId="1007">
+  <w:num w:numId="1008">
     <w:abstractNumId w:val="991"/>
   </w:num>
-  <w:num w:numId="1008">
+  <w:num w:numId="1009">
     <w:abstractNumId w:val="99411"/>
     <w:lvlOverride w:ilvl="0">
       <w:startOverride w:val="1"/>
@@ -2357,13 +2260,13 @@
       <w:startOverride w:val="1"/>
     </w:lvlOverride>
   </w:num>
-  <w:num w:numId="1009">
-    <w:abstractNumId w:val="991"/>
-  </w:num>
   <w:num w:numId="1010">
     <w:abstractNumId w:val="991"/>
   </w:num>
   <w:num w:numId="1011">
+    <w:abstractNumId w:val="991"/>
+  </w:num>
+  <w:num w:numId="1012">
     <w:abstractNumId w:val="991"/>
   </w:num>
 </w:numbering>
